--- a/docs/POPAN_Methods.docx
+++ b/docs/POPAN_Methods.docx
@@ -17,17 +17,7 @@
           <w:highlight w:val="yellow"/>
           <w:lang w:val="en-GB"/>
         </w:rPr>
-        <w:t xml:space="preserve">DA RIVEDERE PER ALLINEARE AGLI ALTRI </w:t>
-      </w:r>
-      <w:proofErr w:type="spellStart"/>
-      <w:r>
-        <w:rPr>
-          <w:b/>
-          <w:bCs/>
-          <w:highlight w:val="yellow"/>
-          <w:lang w:val="en-GB"/>
-        </w:rPr>
-        <w:t>DOCUMENTI!!</w:t>
+        <w:t>DA RIVEDERE PER ALLINEARE AGLI ALTRI DOCUMENTI!!</w:t>
       </w:r>
     </w:p>
     <w:p>
@@ -38,32 +28,13 @@
           <w:lang w:val="en-GB"/>
         </w:rPr>
       </w:pPr>
-      <w:proofErr w:type="spellEnd"/>
       <w:r>
         <w:rPr>
           <w:b/>
           <w:bCs/>
           <w:lang w:val="en-GB"/>
         </w:rPr>
-        <w:t>Methods – Abundance Estimation Using the POPAN Model (</w:t>
-      </w:r>
-      <w:proofErr w:type="spellStart"/>
-      <w:r>
-        <w:rPr>
-          <w:b/>
-          <w:bCs/>
-          <w:lang w:val="en-GB"/>
-        </w:rPr>
-        <w:t>RMark</w:t>
-      </w:r>
-      <w:proofErr w:type="spellEnd"/>
-      <w:r>
-        <w:rPr>
-          <w:b/>
-          <w:bCs/>
-          <w:lang w:val="en-GB"/>
-        </w:rPr>
-        <w:t>)</w:t>
+        <w:t>Methods – Abundance Estimation Using the POPAN Model (RMark)</w:t>
       </w:r>
     </w:p>
     <w:p>
@@ -79,7 +50,6 @@
         </w:rPr>
         <w:t xml:space="preserve">To estimate population size in two study areas (S3 and R3), we applied a mark-recapture approach based on the POPAN model, implemented using the </w:t>
       </w:r>
-      <w:proofErr w:type="spellStart"/>
       <w:r>
         <w:rPr>
           <w:b/>
@@ -88,7 +58,6 @@
         </w:rPr>
         <w:t>RMark</w:t>
       </w:r>
-      <w:proofErr w:type="spellEnd"/>
       <w:r>
         <w:rPr>
           <w:lang w:val="en-GB"/>
@@ -99,6 +68,9 @@
       <w:r>
         <w:rPr>
           <w:rStyle w:val="Rimandocommento"/>
+          <w:sz w:val="24"/>
+          <w:szCs w:val="24"/>
+          <w:lang w:val="en-GB"/>
         </w:rPr>
         <w:commentReference w:id="0"/>
       </w:r>
@@ -143,21 +115,7 @@
         <w:rPr>
           <w:lang w:val="en-GB"/>
         </w:rPr>
-        <w:t>Individual capture histories were converted to binary strings and combined into a data frame, including a "</w:t>
-      </w:r>
-      <w:proofErr w:type="spellStart"/>
-      <w:r>
-        <w:rPr>
-          <w:lang w:val="en-GB"/>
-        </w:rPr>
-        <w:t>freq</w:t>
-      </w:r>
-      <w:proofErr w:type="spellEnd"/>
-      <w:r>
-        <w:rPr>
-          <w:lang w:val="en-GB"/>
-        </w:rPr>
-        <w:t>" column set to 1 (indicating that each row corresponds to a unique individual).</w:t>
+        <w:t>Individual capture histories were converted to binary strings and combined into a data frame, including a "freq" column set to 1 (indicating that each row corresponds to a unique individual).</w:t>
       </w:r>
     </w:p>
     <w:p>
@@ -187,63 +145,7 @@
         <w:rPr>
           <w:lang w:val="en-GB"/>
         </w:rPr>
-        <w:t xml:space="preserve">Data were prepared using the </w:t>
-      </w:r>
-      <w:proofErr w:type="spellStart"/>
-      <w:r>
-        <w:rPr>
-          <w:lang w:val="en-GB"/>
-        </w:rPr>
-        <w:t>process.</w:t>
-      </w:r>
-      <w:proofErr w:type="gramStart"/>
-      <w:r>
-        <w:rPr>
-          <w:lang w:val="en-GB"/>
-        </w:rPr>
-        <w:t>data</w:t>
-      </w:r>
-      <w:proofErr w:type="spellEnd"/>
-      <w:r>
-        <w:rPr>
-          <w:lang w:val="en-GB"/>
-        </w:rPr>
-        <w:t>(</w:t>
-      </w:r>
-      <w:proofErr w:type="gramEnd"/>
-      <w:r>
-        <w:rPr>
-          <w:lang w:val="en-GB"/>
-        </w:rPr>
-        <w:t xml:space="preserve">) function, specifying the "POPAN" model and providing the time intervals between sessions. Design data were generated using </w:t>
-      </w:r>
-      <w:proofErr w:type="spellStart"/>
-      <w:r>
-        <w:rPr>
-          <w:lang w:val="en-GB"/>
-        </w:rPr>
-        <w:t>make.design.</w:t>
-      </w:r>
-      <w:proofErr w:type="gramStart"/>
-      <w:r>
-        <w:rPr>
-          <w:lang w:val="en-GB"/>
-        </w:rPr>
-        <w:t>data</w:t>
-      </w:r>
-      <w:proofErr w:type="spellEnd"/>
-      <w:r>
-        <w:rPr>
-          <w:lang w:val="en-GB"/>
-        </w:rPr>
-        <w:t>(</w:t>
-      </w:r>
-      <w:proofErr w:type="gramEnd"/>
-      <w:r>
-        <w:rPr>
-          <w:lang w:val="en-GB"/>
-        </w:rPr>
-        <w:t>).</w:t>
+        <w:t>Data were prepared using the process.data() function, specifying the "POPAN" model and providing the time intervals between sessions. Design data were generated using make.design.data().</w:t>
       </w:r>
     </w:p>
     <w:p>
@@ -344,37 +246,7 @@
         <w:rPr>
           <w:lang w:val="en-GB"/>
         </w:rPr>
-        <w:t xml:space="preserve">Model selection was based on </w:t>
-      </w:r>
-      <w:proofErr w:type="spellStart"/>
-      <w:r>
-        <w:rPr>
-          <w:lang w:val="en-GB"/>
-        </w:rPr>
-        <w:t>AICc</w:t>
-      </w:r>
-      <w:proofErr w:type="spellEnd"/>
-      <w:r>
-        <w:rPr>
-          <w:lang w:val="en-GB"/>
-        </w:rPr>
-        <w:t xml:space="preserve"> comparison using the </w:t>
-      </w:r>
-      <w:proofErr w:type="spellStart"/>
-      <w:proofErr w:type="gramStart"/>
-      <w:r>
-        <w:rPr>
-          <w:lang w:val="en-GB"/>
-        </w:rPr>
-        <w:t>collect.models</w:t>
-      </w:r>
-      <w:proofErr w:type="spellEnd"/>
-      <w:proofErr w:type="gramEnd"/>
-      <w:r>
-        <w:rPr>
-          <w:lang w:val="en-GB"/>
-        </w:rPr>
-        <w:t>() function.</w:t>
+        <w:t>Model selection was based on AICc comparison using the collect.models() function.</w:t>
       </w:r>
     </w:p>
     <w:p>
@@ -432,21 +304,8 @@
         </w:numPr>
       </w:pPr>
       <w:r>
-        <w:t xml:space="preserve">p: </w:t>
+        <w:t>p: probability of capture</w:t>
       </w:r>
-      <w:proofErr w:type="spellStart"/>
-      <w:r>
-        <w:t>probability</w:t>
-      </w:r>
-      <w:proofErr w:type="spellEnd"/>
-      <w:r>
-        <w:t xml:space="preserve"> of </w:t>
-      </w:r>
-      <w:proofErr w:type="spellStart"/>
-      <w:r>
-        <w:t>capture</w:t>
-      </w:r>
-      <w:proofErr w:type="spellEnd"/>
     </w:p>
     <w:p>
       <w:pPr>
@@ -531,6 +390,11 @@
       <w:r>
         <w:rPr>
           <w:rStyle w:val="Rimandocommento"/>
+          <w:b/>
+          <w:bCs/>
+          <w:sz w:val="24"/>
+          <w:szCs w:val="24"/>
+          <w:lang w:val="en-GB"/>
         </w:rPr>
         <w:commentReference w:id="1"/>
       </w:r>
@@ -668,15 +532,7 @@
     <w:p/>
     <w:p>
       <w:r>
-        <w:t xml:space="preserve">Stime di abbondanza (stima, standard </w:t>
-      </w:r>
-      <w:proofErr w:type="spellStart"/>
-      <w:r>
-        <w:t>error</w:t>
-      </w:r>
-      <w:proofErr w:type="spellEnd"/>
-      <w:r>
-        <w:t>, limiti CI 95% e date (approssimative)</w:t>
+        <w:t>Stime di abbondanza (stima, standard error, limiti CI 95% e date (approssimative)</w:t>
       </w:r>
     </w:p>
     <w:tbl>
@@ -808,7 +664,6 @@
                 <w14:ligatures w14:val="none"/>
               </w:rPr>
             </w:pPr>
-            <w:proofErr w:type="spellStart"/>
             <w:r>
               <w:rPr>
                 <w:rFonts w:ascii="Calibri" w:eastAsia="Times New Roman" w:hAnsi="Calibri" w:cs="Calibri"/>
@@ -823,7 +678,6 @@
               </w:rPr>
               <w:t>lcl</w:t>
             </w:r>
-            <w:proofErr w:type="spellEnd"/>
           </w:p>
         </w:tc>
         <w:tc>
@@ -849,7 +703,6 @@
                 <w14:ligatures w14:val="none"/>
               </w:rPr>
             </w:pPr>
-            <w:proofErr w:type="spellStart"/>
             <w:r>
               <w:rPr>
                 <w:rFonts w:ascii="Calibri" w:eastAsia="Times New Roman" w:hAnsi="Calibri" w:cs="Calibri"/>
@@ -864,7 +717,6 @@
               </w:rPr>
               <w:t>ucl</w:t>
             </w:r>
-            <w:proofErr w:type="spellEnd"/>
           </w:p>
         </w:tc>
         <w:tc>
@@ -4765,15 +4617,7 @@
     <w:p/>
     <w:p>
       <w:r>
-        <w:t xml:space="preserve">Stime di abbondanza (stima, standard </w:t>
-      </w:r>
-      <w:proofErr w:type="spellStart"/>
-      <w:r>
-        <w:t>error</w:t>
-      </w:r>
-      <w:proofErr w:type="spellEnd"/>
-      <w:r>
-        <w:t>, limiti CI 95% e date (approssimative)</w:t>
+        <w:t>Stime di abbondanza (stima, standard error, limiti CI 95% e date (approssimative)</w:t>
       </w:r>
     </w:p>
     <w:tbl>
@@ -4905,7 +4749,6 @@
                 <w14:ligatures w14:val="none"/>
               </w:rPr>
             </w:pPr>
-            <w:proofErr w:type="spellStart"/>
             <w:r>
               <w:rPr>
                 <w:rFonts w:ascii="Calibri" w:eastAsia="Times New Roman" w:hAnsi="Calibri" w:cs="Calibri"/>
@@ -4920,7 +4763,6 @@
               </w:rPr>
               <w:t>lcl</w:t>
             </w:r>
-            <w:proofErr w:type="spellEnd"/>
           </w:p>
         </w:tc>
         <w:tc>
@@ -4946,7 +4788,6 @@
                 <w14:ligatures w14:val="none"/>
               </w:rPr>
             </w:pPr>
-            <w:proofErr w:type="spellStart"/>
             <w:r>
               <w:rPr>
                 <w:rFonts w:ascii="Calibri" w:eastAsia="Times New Roman" w:hAnsi="Calibri" w:cs="Calibri"/>
@@ -4961,7 +4802,6 @@
               </w:rPr>
               <w:t>ucl</w:t>
             </w:r>
-            <w:proofErr w:type="spellEnd"/>
           </w:p>
         </w:tc>
         <w:tc>
